--- a/Rapport/Rapport.docx
+++ b/Rapport/Rapport.docx
@@ -24,58 +24,58 @@
       </w:pPr>
       <w:r>
         <w:rPr>
-          <w:rFonts w:ascii="Times New Roman"/>
           <w:noProof/>
-          <w:position w:val="86"/>
-          <w:sz w:val="20"/>
+          <w:lang w:val="fr-FR"/>
+          <w14:ligatures w14:val="standardContextual"/>
         </w:rPr>
         <w:drawing>
-          <wp:inline distT="0" distB="0" distL="0" distR="0" wp14:anchorId="1C10FF21" wp14:editId="3D4C7501">
-            <wp:extent cx="1682750" cy="228600"/>
+          <wp:anchor distT="0" distB="0" distL="114300" distR="114300" simplePos="0" relativeHeight="251667456" behindDoc="1" locked="0" layoutInCell="1" allowOverlap="1" wp14:anchorId="3BFD3F45" wp14:editId="5706EC28">
+            <wp:simplePos x="0" y="0"/>
+            <wp:positionH relativeFrom="column">
+              <wp:posOffset>159739</wp:posOffset>
+            </wp:positionH>
+            <wp:positionV relativeFrom="paragraph">
+              <wp:posOffset>2009</wp:posOffset>
+            </wp:positionV>
+            <wp:extent cx="2983043" cy="1209017"/>
             <wp:effectExtent l="0" t="0" r="0" b="0"/>
-            <wp:docPr id="22248749" name="Picture 3"/>
+            <wp:wrapNone/>
+            <wp:docPr id="1664051966" name="Picture 22"/>
             <wp:cNvGraphicFramePr>
-              <a:graphicFrameLocks xmlns:a="http://schemas.openxmlformats.org/drawingml/2006/main"/>
+              <a:graphicFrameLocks xmlns:a="http://schemas.openxmlformats.org/drawingml/2006/main" noChangeAspect="1"/>
             </wp:cNvGraphicFramePr>
             <a:graphic xmlns:a="http://schemas.openxmlformats.org/drawingml/2006/main">
               <a:graphicData uri="http://schemas.openxmlformats.org/drawingml/2006/picture">
                 <pic:pic xmlns:pic="http://schemas.openxmlformats.org/drawingml/2006/picture">
                   <pic:nvPicPr>
-                    <pic:cNvPr id="0" name="Image 6"/>
-                    <pic:cNvPicPr>
-                      <a:picLocks noChangeArrowheads="1"/>
-                    </pic:cNvPicPr>
+                    <pic:cNvPr id="555250942" name="Picture 555250942"/>
+                    <pic:cNvPicPr/>
                   </pic:nvPicPr>
                   <pic:blipFill>
-                    <a:blip r:embed="rId8">
+                    <a:blip r:embed="rId8" cstate="print">
                       <a:extLst>
                         <a:ext uri="{28A0092B-C50C-407E-A947-70E740481C1C}">
                           <a14:useLocalDpi xmlns:a14="http://schemas.microsoft.com/office/drawing/2010/main" val="0"/>
                         </a:ext>
                       </a:extLst>
                     </a:blip>
-                    <a:srcRect/>
                     <a:stretch>
                       <a:fillRect/>
                     </a:stretch>
                   </pic:blipFill>
-                  <pic:spPr bwMode="auto">
+                  <pic:spPr>
                     <a:xfrm>
                       <a:off x="0" y="0"/>
-                      <a:ext cx="1682750" cy="228600"/>
+                      <a:ext cx="2983043" cy="1209017"/>
                     </a:xfrm>
                     <a:prstGeom prst="rect">
                       <a:avLst/>
                     </a:prstGeom>
-                    <a:noFill/>
-                    <a:ln>
-                      <a:noFill/>
-                    </a:ln>
                   </pic:spPr>
                 </pic:pic>
               </a:graphicData>
             </a:graphic>
-          </wp:inline>
+          </wp:anchor>
         </w:drawing>
       </w:r>
       <w:r>
@@ -302,7 +302,55 @@
           <w:sz w:val="28"/>
           <w:lang w:val="fr-FR"/>
         </w:rPr>
-        <w:t>Rapport de Projet de Développement Web</w:t>
+        <w:t xml:space="preserve">Rapport de Projet </w:t>
+      </w:r>
+      <w:r>
+        <w:rPr>
+          <w:i w:val="0"/>
+          <w:sz w:val="28"/>
+          <w:lang w:val="fr-FR"/>
+        </w:rPr>
+        <w:t>de fin de for</w:t>
+      </w:r>
+      <w:r>
+        <w:rPr>
+          <w:i w:val="0"/>
+          <w:sz w:val="28"/>
+          <w:lang w:val="fr-FR"/>
+        </w:rPr>
+        <w:t>ma</w:t>
+      </w:r>
+      <w:r>
+        <w:rPr>
+          <w:i w:val="0"/>
+          <w:sz w:val="28"/>
+          <w:lang w:val="fr-FR"/>
+        </w:rPr>
+        <w:t>tion en</w:t>
+      </w:r>
+      <w:r>
+        <w:rPr>
+          <w:i w:val="0"/>
+          <w:sz w:val="28"/>
+          <w:lang w:val="fr-FR"/>
+        </w:rPr>
+        <w:t xml:space="preserve"> </w:t>
+      </w:r>
+      <w:r>
+        <w:rPr>
+          <w:i w:val="0"/>
+          <w:sz w:val="28"/>
+          <w:lang w:val="fr-FR"/>
+        </w:rPr>
+        <w:t>d</w:t>
+      </w:r>
+      <w:r>
+        <w:rPr>
+          <w:i w:val="0"/>
+          <w:sz w:val="28"/>
+          <w:lang w:val="fr-FR"/>
+        </w:rPr>
+        <w:t>éveloppement Web</w:t>
       </w:r>
     </w:p>
     <w:p>
@@ -2049,20 +2097,13 @@
               </w:rPr>
               <w:tab/>
             </w:r>
-            <w:r>
-              <w:rPr>
-                <w:rStyle w:val="Hyperlink"/>
-                <w:rFonts w:ascii="Courier New"/>
-                <w:b w:val="0"/>
-                <w:color w:val="585858"/>
-                <w:spacing w:val="-10"/>
-                <w:sz w:val="20"/>
-                <w:u w:val="none"/>
-                <w:lang w:val="fr-FR"/>
-              </w:rPr>
-              <w:t>5</w:t>
-            </w:r>
           </w:hyperlink>
+          <w:r>
+            <w:rPr>
+              <w:lang w:val="fr-FR"/>
+            </w:rPr>
+            <w:t>6</w:t>
+          </w:r>
         </w:p>
         <w:p>
           <w:pPr>
@@ -2126,20 +2167,13 @@
               </w:rPr>
               <w:tab/>
             </w:r>
-            <w:r>
-              <w:rPr>
-                <w:rStyle w:val="Hyperlink"/>
-                <w:rFonts w:ascii="Courier New"/>
-                <w:b w:val="0"/>
-                <w:color w:val="585858"/>
-                <w:spacing w:val="-10"/>
-                <w:sz w:val="20"/>
-                <w:u w:val="none"/>
-                <w:lang w:val="fr-FR"/>
-              </w:rPr>
-              <w:t>5</w:t>
-            </w:r>
           </w:hyperlink>
+          <w:r>
+            <w:rPr>
+              <w:lang w:val="fr-FR"/>
+            </w:rPr>
+            <w:t>6</w:t>
+          </w:r>
         </w:p>
         <w:p>
           <w:pPr>
@@ -2169,14 +2203,7 @@
             <w:tab/>
           </w:r>
           <w:r>
-            <w:rPr>
-              <w:rFonts w:ascii="Courier New"/>
-              <w:b w:val="0"/>
-              <w:color w:val="585858"/>
-              <w:spacing w:val="-10"/>
-              <w:sz w:val="20"/>
-            </w:rPr>
-            <w:t>6</w:t>
+            <w:t>7</w:t>
           </w:r>
         </w:p>
         <w:p>
@@ -2218,18 +2245,10 @@
               </w:rPr>
               <w:tab/>
             </w:r>
-            <w:r>
-              <w:rPr>
-                <w:rStyle w:val="Hyperlink"/>
-                <w:rFonts w:ascii="Courier New"/>
-                <w:color w:val="585858"/>
-                <w:spacing w:val="-10"/>
-                <w:sz w:val="20"/>
-                <w:u w:val="none"/>
-              </w:rPr>
-              <w:t>6</w:t>
-            </w:r>
           </w:hyperlink>
+          <w:r>
+            <w:t>7</w:t>
+          </w:r>
         </w:p>
         <w:p>
           <w:pPr>
@@ -2268,18 +2287,10 @@
               </w:rPr>
               <w:tab/>
             </w:r>
-            <w:r>
-              <w:rPr>
-                <w:rStyle w:val="Hyperlink"/>
-                <w:rFonts w:ascii="Courier New"/>
-                <w:color w:val="585858"/>
-                <w:spacing w:val="-10"/>
-                <w:sz w:val="20"/>
-                <w:u w:val="none"/>
-              </w:rPr>
-              <w:t>6</w:t>
-            </w:r>
           </w:hyperlink>
+          <w:r>
+            <w:t>7</w:t>
+          </w:r>
         </w:p>
         <w:p>
           <w:pPr>
@@ -2335,18 +2346,10 @@
               </w:rPr>
               <w:tab/>
             </w:r>
-            <w:r>
-              <w:rPr>
-                <w:rStyle w:val="Hyperlink"/>
-                <w:rFonts w:ascii="Courier New"/>
-                <w:color w:val="585858"/>
-                <w:spacing w:val="-10"/>
-                <w:sz w:val="20"/>
-                <w:u w:val="none"/>
-              </w:rPr>
-              <w:t>7</w:t>
-            </w:r>
           </w:hyperlink>
+          <w:r>
+            <w:t>8</w:t>
+          </w:r>
         </w:p>
         <w:p>
           <w:pPr>
@@ -2402,18 +2405,10 @@
               </w:rPr>
               <w:tab/>
             </w:r>
-            <w:r>
-              <w:rPr>
-                <w:rStyle w:val="Hyperlink"/>
-                <w:rFonts w:ascii="Courier New"/>
-                <w:color w:val="585858"/>
-                <w:spacing w:val="-10"/>
-                <w:sz w:val="20"/>
-                <w:u w:val="none"/>
-              </w:rPr>
-              <w:t>7</w:t>
-            </w:r>
           </w:hyperlink>
+          <w:r>
+            <w:t>8</w:t>
+          </w:r>
         </w:p>
         <w:p>
           <w:pPr>
@@ -2469,14 +2464,7 @@
             <w:tab/>
           </w:r>
           <w:r>
-            <w:rPr>
-              <w:rFonts w:ascii="Courier New"/>
-              <w:b w:val="0"/>
-              <w:color w:val="585858"/>
-              <w:spacing w:val="-10"/>
-              <w:sz w:val="20"/>
-            </w:rPr>
-            <w:t>8</w:t>
+            <w:t>9</w:t>
           </w:r>
         </w:p>
         <w:p>
@@ -2549,18 +2537,10 @@
               </w:rPr>
               <w:tab/>
             </w:r>
-            <w:r>
-              <w:rPr>
-                <w:rStyle w:val="Hyperlink"/>
-                <w:rFonts w:ascii="Courier New"/>
-                <w:color w:val="585858"/>
-                <w:spacing w:val="-10"/>
-                <w:sz w:val="20"/>
-                <w:u w:val="none"/>
-              </w:rPr>
-              <w:t>8</w:t>
-            </w:r>
           </w:hyperlink>
+          <w:r>
+            <w:t>9</w:t>
+          </w:r>
         </w:p>
         <w:p>
           <w:pPr>
@@ -2673,19 +2653,13 @@
               </w:rPr>
               <w:tab/>
             </w:r>
-            <w:r>
-              <w:rPr>
-                <w:rStyle w:val="Hyperlink"/>
-                <w:rFonts w:ascii="Courier New"/>
-                <w:color w:val="585858"/>
-                <w:spacing w:val="-10"/>
-                <w:sz w:val="20"/>
-                <w:u w:val="none"/>
-                <w:lang w:val="fr-FR"/>
-              </w:rPr>
-              <w:t>8</w:t>
-            </w:r>
           </w:hyperlink>
+          <w:r>
+            <w:rPr>
+              <w:lang w:val="fr-FR"/>
+            </w:rPr>
+            <w:t>9</w:t>
+          </w:r>
         </w:p>
         <w:p>
           <w:pPr>
@@ -3259,19 +3233,19 @@
               </w:rPr>
               <w:tab/>
             </w:r>
-            <w:r>
-              <w:rPr>
-                <w:rStyle w:val="Hyperlink"/>
-                <w:rFonts w:ascii="Courier New"/>
-                <w:color w:val="585858"/>
-                <w:spacing w:val="-5"/>
-                <w:sz w:val="20"/>
-                <w:u w:val="none"/>
-                <w:lang w:val="fr-FR"/>
-              </w:rPr>
-              <w:t>13</w:t>
-            </w:r>
           </w:hyperlink>
+          <w:r>
+            <w:rPr>
+              <w:lang w:val="fr-FR"/>
+            </w:rPr>
+            <w:t>1</w:t>
+          </w:r>
+          <w:r>
+            <w:rPr>
+              <w:lang w:val="fr-FR"/>
+            </w:rPr>
+            <w:t>2</w:t>
+          </w:r>
         </w:p>
         <w:p>
           <w:pPr>
@@ -3330,9 +3304,15 @@
                 <w:u w:val="none"/>
                 <w:lang w:val="fr-FR"/>
               </w:rPr>
-              <w:t>15</w:t>
+              <w:t>1</w:t>
             </w:r>
           </w:hyperlink>
+          <w:r>
+            <w:rPr>
+              <w:lang w:val="fr-FR"/>
+            </w:rPr>
+            <w:t>4</w:t>
+          </w:r>
         </w:p>
         <w:p>
           <w:pPr>
@@ -3542,9 +3522,12 @@
                 <w:sz w:val="20"/>
                 <w:u w:val="none"/>
               </w:rPr>
-              <w:t>17</w:t>
+              <w:t>1</w:t>
             </w:r>
           </w:hyperlink>
+          <w:r>
+            <w:t>8</w:t>
+          </w:r>
         </w:p>
         <w:p>
           <w:pPr>
@@ -3599,9 +3582,12 @@
                 <w:sz w:val="20"/>
                 <w:u w:val="none"/>
               </w:rPr>
-              <w:t>17</w:t>
+              <w:t>1</w:t>
             </w:r>
           </w:hyperlink>
+          <w:r>
+            <w:t>8</w:t>
+          </w:r>
         </w:p>
         <w:p>
           <w:pPr>
@@ -3639,18 +3625,10 @@
               </w:rPr>
               <w:tab/>
             </w:r>
-            <w:r>
-              <w:rPr>
-                <w:rStyle w:val="Hyperlink"/>
-                <w:rFonts w:ascii="Courier New"/>
-                <w:color w:val="585858"/>
-                <w:spacing w:val="-5"/>
-                <w:sz w:val="20"/>
-                <w:u w:val="none"/>
-              </w:rPr>
-              <w:t>18</w:t>
-            </w:r>
           </w:hyperlink>
+          <w:r>
+            <w:t>20</w:t>
+          </w:r>
         </w:p>
         <w:p>
           <w:pPr>
@@ -3696,18 +3674,10 @@
               </w:rPr>
               <w:tab/>
             </w:r>
-            <w:r>
-              <w:rPr>
-                <w:rStyle w:val="Hyperlink"/>
-                <w:rFonts w:ascii="Courier New"/>
-                <w:color w:val="585858"/>
-                <w:spacing w:val="-5"/>
-                <w:sz w:val="20"/>
-                <w:u w:val="none"/>
-              </w:rPr>
-              <w:t>18</w:t>
-            </w:r>
           </w:hyperlink>
+          <w:r>
+            <w:t>20</w:t>
+          </w:r>
         </w:p>
         <w:p>
           <w:pPr>
@@ -3754,18 +3724,10 @@
               </w:rPr>
               <w:tab/>
             </w:r>
-            <w:r>
-              <w:rPr>
-                <w:rStyle w:val="Hyperlink"/>
-                <w:rFonts w:ascii="Courier New"/>
-                <w:color w:val="585858"/>
-                <w:spacing w:val="-5"/>
-                <w:sz w:val="20"/>
-                <w:u w:val="none"/>
-              </w:rPr>
-              <w:t>19</w:t>
-            </w:r>
           </w:hyperlink>
+          <w:r>
+            <w:t>21</w:t>
+          </w:r>
         </w:p>
         <w:p>
           <w:pPr>
@@ -3804,7 +3766,17 @@
               <w:spacing w:val="-5"/>
               <w:sz w:val="20"/>
             </w:rPr>
-            <w:t>20</w:t>
+            <w:t>2</w:t>
+          </w:r>
+          <w:r>
+            <w:rPr>
+              <w:rFonts w:ascii="Courier New"/>
+              <w:b w:val="0"/>
+              <w:color w:val="585858"/>
+              <w:spacing w:val="-5"/>
+              <w:sz w:val="20"/>
+            </w:rPr>
+            <w:t>2</w:t>
           </w:r>
         </w:p>
         <w:p>
@@ -3860,9 +3832,12 @@
                 <w:sz w:val="20"/>
                 <w:u w:val="none"/>
               </w:rPr>
-              <w:t>20</w:t>
+              <w:t>2</w:t>
             </w:r>
           </w:hyperlink>
+          <w:r>
+            <w:t>2</w:t>
+          </w:r>
         </w:p>
         <w:p>
           <w:pPr>
@@ -3931,9 +3906,15 @@
                 <w:u w:val="none"/>
                 <w:lang w:val="fr-FR"/>
               </w:rPr>
-              <w:t>20</w:t>
+              <w:t>2</w:t>
             </w:r>
           </w:hyperlink>
+          <w:r>
+            <w:rPr>
+              <w:lang w:val="fr-FR"/>
+            </w:rPr>
+            <w:t>2</w:t>
+          </w:r>
         </w:p>
         <w:p>
           <w:pPr>
@@ -3992,9 +3973,15 @@
                 <w:u w:val="none"/>
                 <w:lang w:val="fr-FR"/>
               </w:rPr>
-              <w:t>21</w:t>
+              <w:t>2</w:t>
             </w:r>
           </w:hyperlink>
+          <w:r>
+            <w:rPr>
+              <w:lang w:val="fr-FR"/>
+            </w:rPr>
+            <w:t>2</w:t>
+          </w:r>
         </w:p>
         <w:p>
           <w:pPr>
@@ -4053,9 +4040,15 @@
                 <w:u w:val="none"/>
                 <w:lang w:val="fr-FR"/>
               </w:rPr>
-              <w:t>21</w:t>
+              <w:t>2</w:t>
             </w:r>
           </w:hyperlink>
+          <w:r>
+            <w:rPr>
+              <w:lang w:val="fr-FR"/>
+            </w:rPr>
+            <w:t>2</w:t>
+          </w:r>
         </w:p>
         <w:p>
           <w:pPr>
@@ -4185,9 +4178,15 @@
                 <w:u w:val="none"/>
                 <w:lang w:val="fr-FR"/>
               </w:rPr>
-              <w:t>22</w:t>
+              <w:t>2</w:t>
             </w:r>
           </w:hyperlink>
+          <w:r>
+            <w:rPr>
+              <w:lang w:val="fr-FR"/>
+            </w:rPr>
+            <w:t>3</w:t>
+          </w:r>
         </w:p>
         <w:p>
           <w:pPr>
@@ -4245,9 +4244,15 @@
                 <w:u w:val="none"/>
                 <w:lang w:val="fr-FR"/>
               </w:rPr>
-              <w:t>22</w:t>
+              <w:t>2</w:t>
             </w:r>
           </w:hyperlink>
+          <w:r>
+            <w:rPr>
+              <w:lang w:val="fr-FR"/>
+            </w:rPr>
+            <w:t>3</w:t>
+          </w:r>
         </w:p>
         <w:p>
           <w:pPr>
@@ -4290,7 +4295,17 @@
               <w:spacing w:val="-5"/>
               <w:sz w:val="20"/>
             </w:rPr>
-            <w:t>23</w:t>
+            <w:t>2</w:t>
+          </w:r>
+          <w:r>
+            <w:rPr>
+              <w:rFonts w:ascii="Courier New"/>
+              <w:b w:val="0"/>
+              <w:color w:val="585858"/>
+              <w:spacing w:val="-5"/>
+              <w:sz w:val="20"/>
+            </w:rPr>
+            <w:t>4</w:t>
           </w:r>
         </w:p>
         <w:p>
@@ -4337,7 +4352,16 @@
               <w:spacing w:val="-5"/>
               <w:sz w:val="20"/>
             </w:rPr>
-            <w:t>23</w:t>
+            <w:t>2</w:t>
+          </w:r>
+          <w:r>
+            <w:rPr>
+              <w:rFonts w:ascii="Courier New"/>
+              <w:color w:val="585858"/>
+              <w:spacing w:val="-5"/>
+              <w:sz w:val="20"/>
+            </w:rPr>
+            <w:t>4</w:t>
           </w:r>
         </w:p>
         <w:p>
@@ -4424,7 +4448,16 @@
               <w:spacing w:val="-5"/>
               <w:sz w:val="20"/>
             </w:rPr>
-            <w:t>24</w:t>
+            <w:t>2</w:t>
+          </w:r>
+          <w:r>
+            <w:rPr>
+              <w:rFonts w:ascii="Courier New"/>
+              <w:color w:val="585858"/>
+              <w:spacing w:val="-5"/>
+              <w:sz w:val="20"/>
+            </w:rPr>
+            <w:t>5</w:t>
           </w:r>
         </w:p>
         <w:p>
@@ -4835,14 +4868,28 @@
         </w:rPr>
       </w:pPr>
       <w:bookmarkStart w:id="3" w:name="_TOC_250034"/>
+      <w:proofErr w:type="spellStart"/>
       <w:r>
         <w:rPr>
           <w:color w:val="1F4E79"/>
         </w:rPr>
         <w:lastRenderedPageBreak/>
-        <w:t xml:space="preserve">List of </w:t>
+        <w:t>List</w:t>
       </w:r>
       <w:bookmarkEnd w:id="3"/>
+      <w:r>
+        <w:rPr>
+          <w:color w:val="1F4E79"/>
+        </w:rPr>
+        <w:t>e</w:t>
+      </w:r>
+      <w:proofErr w:type="spellEnd"/>
+      <w:r>
+        <w:rPr>
+          <w:color w:val="1F4E79"/>
+        </w:rPr>
+        <w:t xml:space="preserve"> de </w:t>
+      </w:r>
       <w:r>
         <w:rPr>
           <w:color w:val="1F4E79"/>
@@ -8754,7 +8801,7 @@
       </w:tr>
       <w:tr>
         <w:trPr>
-          <w:trHeight w:val="297"/>
+          <w:trHeight w:val="347"/>
         </w:trPr>
         <w:tc>
           <w:tcPr>
@@ -11908,108 +11955,6 @@
     </w:tbl>
     <w:p>
       <w:pPr>
-        <w:spacing w:before="83"/>
-        <w:ind w:left="3247"/>
-        <w:rPr>
-          <w:rFonts w:ascii="Arial"/>
-          <w:i/>
-          <w:sz w:val="18"/>
-          <w:lang w:val="fr-FR"/>
-        </w:rPr>
-      </w:pPr>
-      <w:r>
-        <w:rPr>
-          <w:rFonts w:ascii="Arial"/>
-          <w:i/>
-          <w:color w:val="585858"/>
-          <w:sz w:val="18"/>
-          <w:lang w:val="fr-FR"/>
-        </w:rPr>
-        <w:t>Table</w:t>
-      </w:r>
-      <w:r>
-        <w:rPr>
-          <w:rFonts w:ascii="Arial"/>
-          <w:i/>
-          <w:color w:val="585858"/>
-          <w:spacing w:val="-2"/>
-          <w:sz w:val="18"/>
-          <w:lang w:val="fr-FR"/>
-        </w:rPr>
-        <w:t xml:space="preserve"> </w:t>
-      </w:r>
-      <w:proofErr w:type="gramStart"/>
-      <w:r>
-        <w:rPr>
-          <w:rFonts w:ascii="Arial"/>
-          <w:i/>
-          <w:color w:val="585858"/>
-          <w:sz w:val="18"/>
-          <w:lang w:val="fr-FR"/>
-        </w:rPr>
-        <w:t>3:</w:t>
-      </w:r>
-      <w:proofErr w:type="gramEnd"/>
-      <w:r>
-        <w:rPr>
-          <w:rFonts w:ascii="Arial"/>
-          <w:i/>
-          <w:color w:val="585858"/>
-          <w:spacing w:val="-1"/>
-          <w:sz w:val="18"/>
-          <w:lang w:val="fr-FR"/>
-        </w:rPr>
-        <w:t xml:space="preserve"> </w:t>
-      </w:r>
-      <w:proofErr w:type="spellStart"/>
-      <w:r>
-        <w:rPr>
-          <w:rFonts w:ascii="Arial"/>
-          <w:i/>
-          <w:color w:val="585858"/>
-          <w:sz w:val="18"/>
-          <w:lang w:val="fr-FR"/>
-        </w:rPr>
-        <w:t>Database</w:t>
-      </w:r>
-      <w:proofErr w:type="spellEnd"/>
-      <w:r>
-        <w:rPr>
-          <w:rFonts w:ascii="Arial"/>
-          <w:i/>
-          <w:color w:val="585858"/>
-          <w:spacing w:val="-1"/>
-          <w:sz w:val="18"/>
-          <w:lang w:val="fr-FR"/>
-        </w:rPr>
-        <w:t xml:space="preserve"> </w:t>
-      </w:r>
-      <w:r>
-        <w:rPr>
-          <w:rFonts w:ascii="Arial"/>
-          <w:i/>
-          <w:color w:val="585858"/>
-          <w:sz w:val="18"/>
-          <w:lang w:val="fr-FR"/>
-        </w:rPr>
-        <w:t xml:space="preserve">Tables </w:t>
-      </w:r>
-      <w:proofErr w:type="spellStart"/>
-      <w:r>
-        <w:rPr>
-          <w:rFonts w:ascii="Arial"/>
-          <w:i/>
-          <w:color w:val="585858"/>
-          <w:spacing w:val="-2"/>
-          <w:sz w:val="18"/>
-          <w:lang w:val="fr-FR"/>
-        </w:rPr>
-        <w:t>Overview</w:t>
-      </w:r>
-      <w:proofErr w:type="spellEnd"/>
-    </w:p>
-    <w:p>
-      <w:pPr>
         <w:pStyle w:val="BodyText"/>
         <w:rPr>
           <w:rFonts w:ascii="Arial"/>
@@ -22079,7 +22024,7 @@
         </w:rPr>
         <w:lastRenderedPageBreak/>
         <w:drawing>
-          <wp:anchor distT="0" distB="0" distL="114300" distR="114300" simplePos="0" relativeHeight="251666432" behindDoc="1" locked="0" layoutInCell="1" allowOverlap="1" wp14:anchorId="4F8A2B66" wp14:editId="19256489">
+          <wp:anchor distT="0" distB="0" distL="114300" distR="114300" simplePos="0" relativeHeight="251666432" behindDoc="1" locked="0" layoutInCell="1" allowOverlap="1" wp14:anchorId="4F8A2B66" wp14:editId="465A7A28">
             <wp:simplePos x="0" y="0"/>
             <wp:positionH relativeFrom="column">
               <wp:posOffset>-212725</wp:posOffset>
@@ -26081,21 +26026,7 @@
                 <w:spacing w:val="-4"/>
                 <w:sz w:val="20"/>
               </w:rPr>
-              <w:t>PA</w:t>
-            </w:r>
-            <w:r>
-              <w:rPr>
-                <w:spacing w:val="-4"/>
-                <w:sz w:val="20"/>
-              </w:rPr>
               <w:t>RÉUSSI</w:t>
-            </w:r>
-            <w:r>
-              <w:rPr>
-                <w:spacing w:val="-4"/>
-                <w:sz w:val="20"/>
-              </w:rPr>
-              <w:t>SS</w:t>
             </w:r>
           </w:p>
         </w:tc>
@@ -28534,7 +28465,7 @@
         <w:rPr>
           <w:rFonts w:ascii="Arial"/>
           <w:b/>
-          <w:color w:val="8496B0" w:themeColor="text2" w:themeTint="99"/>
+          <w:color w:val="2F5496" w:themeColor="accent1" w:themeShade="BF"/>
           <w:sz w:val="32"/>
         </w:rPr>
       </w:pPr>
@@ -28543,7 +28474,7 @@
         <w:rPr>
           <w:rFonts w:ascii="Arial"/>
           <w:b/>
-          <w:color w:val="8496B0" w:themeColor="text2" w:themeTint="99"/>
+          <w:color w:val="2F5496" w:themeColor="accent1" w:themeShade="BF"/>
           <w:sz w:val="32"/>
         </w:rPr>
         <w:t>Am</w:t>
@@ -28552,7 +28483,7 @@
         <w:rPr>
           <w:rFonts w:ascii="Arial"/>
           <w:b/>
-          <w:color w:val="8496B0" w:themeColor="text2" w:themeTint="99"/>
+          <w:color w:val="2F5496" w:themeColor="accent1" w:themeShade="BF"/>
           <w:sz w:val="32"/>
         </w:rPr>
         <w:t>é</w:t>
@@ -28561,7 +28492,7 @@
         <w:rPr>
           <w:rFonts w:ascii="Arial"/>
           <w:b/>
-          <w:color w:val="8496B0" w:themeColor="text2" w:themeTint="99"/>
+          <w:color w:val="2F5496" w:themeColor="accent1" w:themeShade="BF"/>
           <w:sz w:val="32"/>
         </w:rPr>
         <w:t>liorations</w:t>
@@ -28571,7 +28502,7 @@
         <w:rPr>
           <w:rFonts w:ascii="Arial"/>
           <w:b/>
-          <w:color w:val="8496B0" w:themeColor="text2" w:themeTint="99"/>
+          <w:color w:val="2F5496" w:themeColor="accent1" w:themeShade="BF"/>
           <w:sz w:val="32"/>
         </w:rPr>
         <w:t xml:space="preserve"> Futures</w:t>
@@ -28955,6 +28886,7 @@
           <w:lang w:val="fr-FR"/>
         </w:rPr>
       </w:pPr>
+      <w:proofErr w:type="gramStart"/>
       <w:r>
         <w:rPr>
           <w:lang w:val="fr-FR"/>
@@ -28971,7 +28903,14 @@
         <w:rPr>
           <w:lang w:val="fr-FR"/>
         </w:rPr>
-        <w:t>Documentation Officielle PHP</w:t>
+        <w:t>Documentation</w:t>
+      </w:r>
+      <w:proofErr w:type="gramEnd"/>
+      <w:r>
+        <w:rPr>
+          <w:lang w:val="fr-FR"/>
+        </w:rPr>
+        <w:t xml:space="preserve"> Officielle PHP</w:t>
       </w:r>
       <w:r>
         <w:rPr>
@@ -29010,6 +28949,7 @@
           <w:lang w:val="fr-FR"/>
         </w:rPr>
       </w:pPr>
+      <w:proofErr w:type="gramStart"/>
       <w:r>
         <w:rPr>
           <w:lang w:val="fr-FR"/>
@@ -29026,7 +28966,14 @@
         <w:rPr>
           <w:lang w:val="fr-FR"/>
         </w:rPr>
-        <w:t>Manuel de Référence MySQL 8.0</w:t>
+        <w:t>Manuel</w:t>
+      </w:r>
+      <w:proofErr w:type="gramEnd"/>
+      <w:r>
+        <w:rPr>
+          <w:lang w:val="fr-FR"/>
+        </w:rPr>
+        <w:t xml:space="preserve"> de Référence MySQL 8.0</w:t>
       </w:r>
       <w:r>
         <w:rPr>
@@ -29117,6 +29064,7 @@
           <w:lang w:val="fr-FR"/>
         </w:rPr>
       </w:pPr>
+      <w:proofErr w:type="gramStart"/>
       <w:r>
         <w:rPr>
           <w:lang w:val="fr-FR"/>
@@ -29133,7 +29081,14 @@
         <w:rPr>
           <w:lang w:val="fr-FR"/>
         </w:rPr>
-        <w:t>OWASP Top Ten des Risques de Sécurité Web</w:t>
+        <w:t>OWASP</w:t>
+      </w:r>
+      <w:proofErr w:type="gramEnd"/>
+      <w:r>
+        <w:rPr>
+          <w:lang w:val="fr-FR"/>
+        </w:rPr>
+        <w:t xml:space="preserve"> Top Ten des Risques de Sécurité Web</w:t>
       </w:r>
       <w:r>
         <w:rPr>
@@ -29172,6 +29127,7 @@
           <w:lang w:val="fr-FR"/>
         </w:rPr>
       </w:pPr>
+      <w:proofErr w:type="gramStart"/>
       <w:r>
         <w:rPr>
           <w:lang w:val="fr-FR"/>
@@ -29188,7 +29144,14 @@
         <w:rPr>
           <w:lang w:val="fr-FR"/>
         </w:rPr>
-        <w:t>OWASP Fiche de Prévention CSRF</w:t>
+        <w:t>OWASP</w:t>
+      </w:r>
+      <w:proofErr w:type="gramEnd"/>
+      <w:r>
+        <w:rPr>
+          <w:lang w:val="fr-FR"/>
+        </w:rPr>
+        <w:t xml:space="preserve"> Fiche de Prévention CSRF</w:t>
       </w:r>
       <w:r>
         <w:rPr>
@@ -29227,6 +29190,7 @@
           <w:lang w:val="fr-FR"/>
         </w:rPr>
       </w:pPr>
+      <w:proofErr w:type="gramStart"/>
       <w:r>
         <w:rPr>
           <w:lang w:val="fr-FR"/>
@@ -29243,7 +29207,14 @@
         <w:rPr>
           <w:lang w:val="fr-FR"/>
         </w:rPr>
-        <w:t>Documentation PHP PDO</w:t>
+        <w:t>Documentation</w:t>
+      </w:r>
+      <w:proofErr w:type="gramEnd"/>
+      <w:r>
+        <w:rPr>
+          <w:lang w:val="fr-FR"/>
+        </w:rPr>
+        <w:t xml:space="preserve"> PHP PDO</w:t>
       </w:r>
       <w:r>
         <w:rPr>
@@ -29651,16 +29622,16 @@
           <mc:AlternateContent>
             <mc:Choice Requires="wpg">
               <w:drawing>
-                <wp:anchor distT="0" distB="0" distL="114300" distR="114300" simplePos="0" relativeHeight="251662336" behindDoc="0" locked="0" layoutInCell="1" allowOverlap="1" wp14:anchorId="031E8D91" wp14:editId="6D5B94ED">
+                <wp:anchor distT="0" distB="0" distL="114300" distR="114300" simplePos="0" relativeHeight="251662336" behindDoc="0" locked="0" layoutInCell="1" allowOverlap="1" wp14:anchorId="031E8D91" wp14:editId="6D10B549">
                   <wp:simplePos x="0" y="0"/>
-                  <wp:positionH relativeFrom="margin">
-                    <wp:posOffset>2527935</wp:posOffset>
+                  <wp:positionH relativeFrom="page">
+                    <wp:posOffset>3551802</wp:posOffset>
                   </wp:positionH>
                   <wp:positionV relativeFrom="page">
-                    <wp:posOffset>9975003</wp:posOffset>
+                    <wp:posOffset>10118720</wp:posOffset>
                   </wp:positionV>
-                  <wp:extent cx="436880" cy="716915"/>
-                  <wp:effectExtent l="9525" t="9525" r="10795" b="6985"/>
+                  <wp:extent cx="436880" cy="581025"/>
+                  <wp:effectExtent l="0" t="0" r="20320" b="28575"/>
                   <wp:wrapNone/>
                   <wp:docPr id="764606816" name="Group 20"/>
                   <wp:cNvGraphicFramePr>
@@ -29675,9 +29646,9 @@
                         <wpg:grpSpPr bwMode="auto">
                           <a:xfrm>
                             <a:off x="0" y="0"/>
-                            <a:ext cx="436880" cy="716915"/>
-                            <a:chOff x="1743" y="14699"/>
-                            <a:chExt cx="688" cy="1129"/>
+                            <a:ext cx="436880" cy="581025"/>
+                            <a:chOff x="1743" y="14913"/>
+                            <a:chExt cx="688" cy="915"/>
                           </a:xfrm>
                         </wpg:grpSpPr>
                         <wps:wsp>
@@ -29719,8 +29690,8 @@
                           </wps:cNvSpPr>
                           <wps:spPr bwMode="auto">
                             <a:xfrm>
-                              <a:off x="1743" y="14699"/>
-                              <a:ext cx="688" cy="688"/>
+                              <a:off x="1743" y="14913"/>
+                              <a:ext cx="688" cy="474"/>
                             </a:xfrm>
                             <a:prstGeom prst="rect">
                               <a:avLst/>
@@ -29800,13 +29771,13 @@
             </mc:Choice>
             <mc:Fallback>
               <w:pict>
-                <v:group w14:anchorId="031E8D91" id="Group 20" o:spid="_x0000_s1027" style="position:absolute;margin-left:199.05pt;margin-top:785.45pt;width:34.4pt;height:56.45pt;z-index:251662336;mso-position-horizontal-relative:margin;mso-position-vertical-relative:page" coordorigin="1743,14699" coordsize="688,1129" o:gfxdata="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">
+                <v:group w14:anchorId="031E8D91" id="Group 20" o:spid="_x0000_s1027" style="position:absolute;margin-left:279.65pt;margin-top:796.75pt;width:34.4pt;height:45.75pt;z-index:251662336;mso-position-horizontal-relative:page;mso-position-vertical-relative:page" coordorigin="1743,14913" coordsize="688,915" o:gfxdata="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">
                   <v:shapetype id="_x0000_t32" coordsize="21600,21600" o:spt="32" o:oned="t" path="m,l21600,21600e" filled="f">
                     <v:path arrowok="t" fillok="f" o:connecttype="none"/>
                     <o:lock v:ext="edit" shapetype="t"/>
                   </v:shapetype>
                   <v:shape id="AutoShape 77" o:spid="_x0000_s1028" type="#_x0000_t32" style="position:absolute;left:2111;top:15387;width:0;height:441;flip:y;visibility:visible;mso-wrap-style:square" o:connectortype="straight" o:gfxdata="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" strokecolor="#7f7f7f"/>
-                  <v:rect id="Rectangle 78" o:spid="_x0000_s1029" style="position:absolute;left:1743;top:14699;width:688;height:688;visibility:visible;mso-wrap-style:square;v-text-anchor:middle" o:gfxdata="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" filled="f" strokecolor="#7f7f7f">
+                  <v:rect id="Rectangle 78" o:spid="_x0000_s1029" style="position:absolute;left:1743;top:14913;width:688;height:474;visibility:visible;mso-wrap-style:square;v-text-anchor:middle" o:gfxdata="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" filled="f" strokecolor="#7f7f7f">
                     <v:textbox>
                       <w:txbxContent>
                         <w:p>
@@ -29846,7 +29817,7 @@
                       </w:txbxContent>
                     </v:textbox>
                   </v:rect>
-                  <w10:wrap anchorx="margin" anchory="page"/>
+                  <w10:wrap anchorx="page" anchory="page"/>
                 </v:group>
               </w:pict>
             </mc:Fallback>
@@ -33643,6 +33614,7 @@
   <w:style w:type="character" w:default="1" w:styleId="DefaultParagraphFont">
     <w:name w:val="Default Paragraph Font"/>
     <w:uiPriority w:val="1"/>
+    <w:semiHidden/>
     <w:unhideWhenUsed/>
   </w:style>
   <w:style w:type="table" w:default="1" w:styleId="TableNormal">
